--- a/recording/5_03第十次会议/第十次会议纪要.docx
+++ b/recording/5_03第十次会议/第十次会议纪要.docx
@@ -933,6 +933,77 @@
               </w:rPr>
               <w:t>问卷进展同步、SRS修订规划、RUP方法学习讨论</w:t>
             </w:r>
+          </w:p>
+        </w:tc>
+      </w:tr>
+      <w:tr>
+        <w:tc>
+          <w:tcPr>
+            <w:tcW w:w="1069" w:type="dxa"/>
+          </w:tcPr>
+          <w:p>
+            <w:pPr>
+              <w:jc w:val="center"/>
+              <w:rPr>
+                <w:rFonts w:asciiTheme="minorEastAsia" w:hAnsiTheme="minorEastAsia" w:cstheme="minorEastAsia" w:hint="eastAsia"/>
+                <w:b/>
+                <w:bCs/>
+                <w:szCs w:val="21"/>
+              </w:rPr>
+            </w:pPr>
+            <w:r>
+              <w:rPr>
+                <w:rFonts w:asciiTheme="minorEastAsia" w:hAnsiTheme="minorEastAsia" w:cstheme="minorEastAsia" w:hint="eastAsia"/>
+                <w:b/>
+                <w:bCs/>
+                <w:szCs w:val="21"/>
+              </w:rPr>
+              <w:t>上周总结</w:t>
+            </w:r>
+          </w:p>
+        </w:tc>
+        <w:tc>
+          <w:tcPr>
+            <w:tcW w:w="7227" w:type="dxa"/>
+            <w:gridSpan w:val="5"/>
+          </w:tcPr>
+          <w:p>
+            <w:pPr>
+              <w:jc w:val="center"/>
+              <w:rPr>
+                <w:rFonts w:asciiTheme="minorEastAsia" w:hAnsiTheme="minorEastAsia" w:cstheme="minorEastAsia" w:hint="eastAsia"/>
+                <w:b/>
+                <w:bCs/>
+                <w:szCs w:val="21"/>
+              </w:rPr>
+            </w:pPr>
+            <w:r>
+              <w:rPr>
+                <w:rFonts w:asciiTheme="minorEastAsia" w:hAnsiTheme="minorEastAsia" w:cstheme="minorEastAsia" w:hint="eastAsia"/>
+                <w:b/>
+                <w:bCs/>
+                <w:szCs w:val="21"/>
+              </w:rPr>
+              <w:t>上次任务取得阶段性成果：曹志隆与张明慧已完成基本原型，界面设计获团队一致认可并暂定当前版本；项目愿景与范围文档修订（陈鹏宇）、项目发起人邀请函制作（陈鹏宇）持续推进；用户代表（第十组、第二组）需求确认同步事宜已安排；问卷数据收集与分析（梅怡钿）工作已启动。</w:t>
+            </w:r>
+            <w:r>
+              <w:rPr>
+                <w:rFonts w:asciiTheme="minorEastAsia" w:hAnsiTheme="minorEastAsia" w:cstheme="minorEastAsia" w:hint="eastAsia"/>
+                <w:b/>
+                <w:bCs/>
+                <w:szCs w:val="21"/>
+              </w:rPr>
+            </w:r>
+            <w:proofErr w:type="gramStart"/>
+            <w:r>
+              <w:rPr>
+                <w:rFonts w:asciiTheme="minorEastAsia" w:hAnsiTheme="minorEastAsia" w:cstheme="minorEastAsia" w:hint="eastAsia"/>
+                <w:b/>
+                <w:bCs/>
+                <w:szCs w:val="21"/>
+              </w:rPr>
+            </w:r>
+            <w:proofErr w:type="gramEnd"/>
           </w:p>
         </w:tc>
       </w:tr>
